--- a/content/muser/satire/bigger-title-bigger-forehead-tattoo/index.docx
+++ b/content/muser/satire/bigger-title-bigger-forehead-tattoo/index.docx
@@ -25,9 +25,6 @@
       </w:r>
     </w:p>
     <w:p>
-      <w:pPr>
-        <w:pStyle w:val="Heading2"/>
-      </w:pPr>
       <w:r>
         <w:t>The Bigger Your Job Title, the Bigger Your Forehead Sticker Should Be</w:t>
       </w:r>
@@ -54,9 +51,6 @@
       </w:r>
     </w:p>
     <w:p>
-      <w:pPr>
-        <w:pStyle w:val="Heading3"/>
-      </w:pPr>
       <w:r>
         <w:t>Why Forehead Stickers? Because Accountability Should Be Visible</w:t>
       </w:r>
@@ -81,9 +75,6 @@
       </w:r>
     </w:p>
     <w:p>
-      <w:pPr>
-        <w:pStyle w:val="Heading3"/>
-      </w:pPr>
       <w:r>
         <w:t>The Official Forehead Sticker Size Chart™</w:t>
       </w:r>
@@ -120,9 +111,6 @@
       </w:r>
     </w:p>
     <w:p>
-      <w:pPr>
-        <w:pStyle w:val="Heading3"/>
-      </w:pPr>
       <w:r>
         <w:t>Sticker Colors Based on Authority Level</w:t>
       </w:r>
@@ -145,9 +133,6 @@
       </w:r>
     </w:p>
     <w:p>
-      <w:pPr>
-        <w:pStyle w:val="Heading3"/>
-      </w:pPr>
       <w:r>
         <w:t>The Sticker Ceremony</w:t>
       </w:r>
@@ -170,61 +155,28 @@
       </w:r>
     </w:p>
     <w:p>
-      <w:pPr>
-        <w:pStyle w:val="Heading3"/>
-      </w:pPr>
       <w:r>
         <w:t>Benefits of the Forehead Sticker System</w:t>
       </w:r>
     </w:p>
     <w:p>
-      <w:pPr>
-        <w:pStyle w:val="ListNumber"/>
-      </w:pPr>
       <w:r>
         <w:t>Instant Recognition</w:t>
         <w:br/>
         <w:t>No more guessing who’s in charge.</w:t>
         <w:br/>
-        <w:t>Just look for the biggest sticker.</w:t>
-      </w:r>
-    </w:p>
-    <w:p>
-      <w:pPr>
-        <w:pStyle w:val="ListNumber"/>
-      </w:pPr>
-      <w:r>
-        <w:t>Reduced Email Confusion</w:t>
+        <w:t>Just look for the biggest sticker. • Reduced Email Confusion</w:t>
         <w:br/>
         <w:t>No more “Who should approve this?”</w:t>
         <w:br/>
-        <w:t>Just find the person whose forehead looks like a highway sign.</w:t>
-      </w:r>
-    </w:p>
-    <w:p>
-      <w:pPr>
-        <w:pStyle w:val="ListNumber"/>
-      </w:pPr>
-      <w:r>
-        <w:t>Improved Accountability</w:t>
+        <w:t>Just find the person whose forehead looks like a highway sign. • Improved Accountability</w:t>
         <w:br/>
-        <w:t>If something goes wrong, blame the biggest sticker in the room.</w:t>
-      </w:r>
-    </w:p>
-    <w:p>
-      <w:pPr>
-        <w:pStyle w:val="ListNumber"/>
-      </w:pPr>
-      <w:r>
-        <w:t>Enhanced Leadership Presence</w:t>
+        <w:t>If something goes wrong, blame the biggest sticker in the room. • Enhanced Leadership Presence</w:t>
         <w:br/>
         <w:t>Nothing commands respect like a 40 cm fluorescent rectangle stuck to your face.</w:t>
       </w:r>
     </w:p>
     <w:p>
-      <w:pPr>
-        <w:pStyle w:val="Heading3"/>
-      </w:pPr>
       <w:r>
         <w:t>Special Stickers for Facilities &amp; CRES</w:t>
       </w:r>
@@ -245,9 +197,6 @@
       </w:r>
     </w:p>
     <w:p>
-      <w:pPr>
-        <w:pStyle w:val="Heading3"/>
-      </w:pPr>
       <w:r>
         <w:t>Sticker Violations and Penalties</w:t>
       </w:r>
@@ -270,9 +219,6 @@
       </w:r>
     </w:p>
     <w:p>
-      <w:pPr>
-        <w:pStyle w:val="Heading3"/>
-      </w:pPr>
       <w:r>
         <w:t>Conclusion: Leadership Should Be Loud, Bright, and Plastered on Your Forehead</w:t>
       </w:r>
@@ -296,6 +242,42 @@
         <w:t>Because in CRES and Facilities, the only thing bigger than the problems…</w:t>
         <w:br/>
         <w:t>is the leadership sticker required to approve them.</w:t>
+      </w:r>
+    </w:p>
+    <w:p>
+      <w:r>
+        <w:drawing>
+          <wp:inline xmlns:a="http://schemas.openxmlformats.org/drawingml/2006/main" xmlns:pic="http://schemas.openxmlformats.org/drawingml/2006/picture">
+            <wp:extent cx="4114800" cy="4114800"/>
+            <wp:docPr id="1" name="Picture 1"/>
+            <wp:cNvGraphicFramePr>
+              <a:graphicFrameLocks noChangeAspect="1"/>
+            </wp:cNvGraphicFramePr>
+            <a:graphic>
+              <a:graphicData uri="http://schemas.openxmlformats.org/drawingml/2006/picture">
+                <pic:pic>
+                  <pic:nvPicPr>
+                    <pic:cNvPr id="0" name="foreheadthumb.png"/>
+                    <pic:cNvPicPr/>
+                  </pic:nvPicPr>
+                  <pic:blipFill>
+                    <a:blip r:embed="rId9"/>
+                    <a:stretch>
+                      <a:fillRect/>
+                    </a:stretch>
+                  </pic:blipFill>
+                  <pic:spPr>
+                    <a:xfrm>
+                      <a:off x="0" y="0"/>
+                      <a:ext cx="4114800" cy="4114800"/>
+                    </a:xfrm>
+                    <a:prstGeom prst="rect"/>
+                  </pic:spPr>
+                </pic:pic>
+              </a:graphicData>
+            </a:graphic>
+          </wp:inline>
+        </w:drawing>
       </w:r>
     </w:p>
     <w:sectPr>
